--- a/example_articles/immigration_status/Not Immigrant/4.immigration_status_Not Immigrant_Other_publisher.docx
+++ b/example_articles/immigration_status/Not Immigrant/4.immigration_status_Not Immigrant_Other_publisher.docx
@@ -7,7 +7,7 @@
         <w:pStyle w:val="Heading1"/>
       </w:pPr>
       <w:r>
-        <w:t>DRIVEN BY RAGE FROM PRISON TO PRINT</w:t>
+        <w:t>TRUMP COUNTRY: ON THE IRON RANGE</w:t>
       </w:r>
     </w:p>
     <w:p>
@@ -17,17 +17,17 @@
     </w:p>
     <w:p>
       <w:r>
-        <w:t>Date: 1994-02-16</w:t>
+        <w:t>Date: 2017-02-12</w:t>
       </w:r>
     </w:p>
     <w:p>
       <w:r>
-        <w:t>Section: FEATURES ENTERTAINMENT; Pg. E01</w:t>
+        <w:t>Section: NEWS; Pg. 1A</w:t>
       </w:r>
     </w:p>
     <w:p>
       <w:r>
-        <w:t>Source file: Other publishers/Files (500) (30).DOCX</w:t>
+        <w:t>Source file: Other publishers/Files (500) (19).DOCX</w:t>
       </w:r>
     </w:p>
     <w:p>
@@ -49,98 +49,175 @@
     </w:p>
     <w:p>
       <w:r>
-        <w:t>If you really want to get writer Nathan McCall angry, mention the crime bills legislators are trying to pass in the nation's capital these days.</w:t>
+        <w:t>Second in an occasional series</w:t>
         <w:br/>
-        <w:t>Crime is on the minds of many here, including President Clinton, members of the Senate and House, and those who work and live in the District of Columbia, where the per-capita murder rate is the highest in the country.</w:t>
+        <w:t>HIBBING, MINN. - Coffee-scented steam drifted across frozen Carey Lake toward more than 200 ruddy-cheeked men, women and children hunched over holes in the ice, waiting for the Winter Frolic fishing tournament to start.</w:t>
         <w:br/>
-        <w:t>McCall agrees that it's time to discuss the growing problem of crime, which disproportionately affects African Americans, who are the vast majority of the city's population. It's the approach society takes that makes him wanna holler.</w:t>
+        <w:t>Inside an icehouse that doubled as a refreshment stand, Rotary Club volunteers fired up the hot dogs and chili. Outside, judges waited by a laketop fire pit to weigh fish.</w:t>
         <w:br/>
-        <w:t>"America's response to what is happening in the streets with young black men killing each other is 'Lock them up and throw away the . . . key and forget about them.' Man, when I hear that, it makes my flesh crawl.</w:t>
+        <w:t>This Iron Range city has hosted a Frolic - a week of games, pageantry and Finnish-style sledding - since the 1920s. It's a rite as old as Hibbing's tradition of voting Democrat in every presidential election.</w:t>
         <w:br/>
-        <w:t>"It makes me feel like I am losing years of my life. The anger churning inside me may eat me alive, man. . . . But that's America. That is very, very characteristic of the approach they take in dealing with us."</w:t>
+        <w:t>This year, only one of those things happened.</w:t>
         <w:br/>
-        <w:t>McCall speaks from experience. The 39-year-old father of three is a reporter for the Washington Post, where he last covered the District of Columbia corrections system.</w:t>
+        <w:t>Republican Donald Trump took office with a promise to "remember the forgotten men and women of America" and to restore the "rusted-out factories scattered like tombstones across the landscape of our nation." He swore he'd rebuild America's roads and bridges and do it with American steel. He pledged to bring American manufacturing roaring back.</w:t>
         <w:br/>
-        <w:t>He is also a convicted felon. For three years he was in the custody of the Commonwealth of Virginia, serving a 12-year sentence for an armed robbery he committed as a 20-year-old in Portsmouth, Va.</w:t>
+        <w:t>It's a message that's resonating in this pro-union, working-class Democratic stronghold just beginning to shake off a global steel slump that shuttered half the region's mines over the past two years and put thousands of Rangers out of work. And it was a message that tipped the Iron Range - and Hibbing, its largest city - to Trump by the narrowest of margins.</w:t>
         <w:br/>
-        <w:t>Furious, plain-spoken and blessed with an ironic sense of humor, McCall recounts the spiritual and intellectual rebirth he underwent while incarcerated in the just-published memoir Makes Me Wanna Holler: A Young Black Man in America (Random House). He will give a reading from his book at 2 p.m. Sunday at the Community Education Center in West Philadelphia as part of the 10th Annual Celebration of Black Writing.</w:t>
+        <w:t>Three weeks into his presidency, Trump is battling in federal court to close the nation's borders to refugees from some countries. He's also kick-started two stalled oil pipeline projects, nixed the Trans-Pacific Partnership trade agreement and made plans to wall off Mexico.</w:t>
         <w:br/>
-        <w:t>"I am driven by my anger," says McCall, a wiry man whose dark eyes burn with intensity, even when their owner laughs, which is often. "The difference is that now, it's focused anger. I know how to direct it now."</w:t>
+        <w:t>While thousands of Americans storm the streets, airports and courthouse squares in protest, Trump's supporters here like what they see and hope he'll honor his promise to make America's steel industry great again.</w:t>
         <w:br/>
-        <w:t>Stories such as Makes Me Wanna Holler are not new. But McCall's is nonetheless well-told, a narrative that chronicles, in hard-hitting language, the desperation, alienation and pain McCall felt growing up in his working- class black neighborhood in the Tidewater area during the '60s and '70s.</w:t>
+        <w:t>"I think it'll be an adventure," said Hibbing resident Cathy Baudeck, who, with some help from a roll of duct tape, had just administered first aid to a Frolic fisherman who'd gashed his leg with an ice auger. "We should just hold on and see what he can do."</w:t>
         <w:br/>
-        <w:t>He came from a strong, two-parent family that preached the value of hard work. But the man who had made the dean's list during his freshman year at</w:t>
+        <w:t>Changing loyalties</w:t>
         <w:br/>
-        <w:t>college ended up running the streets with a gang, dealing drugs, pulling small heists that progressively got bigger and bum-rushing white boys on the other side of the tracks.</w:t>
+        <w:t>The sweatshirt under Debra Mayerich's down vest pinpoints the Iron Range's place in the world: "Somewhere north of Cotton and south of Canada."</w:t>
         <w:br/>
-        <w:t>We all took off after him. We caught him on Cavalier Boulevard and knocked him off the bike. He fell to the ground, and it was all over. . . . My stick partners kicked him in the head and face and watched the blood gush from his mouth. . . . With each blow delivered, I gritted my teeth as I remembered some racial slight. . . . F-ing up white boys like that made us feel good inside.</w:t>
+        <w:t>Like other Rangers, the Hibbing resident is fiercely proud of her home in the North Woods. Generations of families have gutted it out here through recessions, steel busts, long stretches of bitter cold and the lure of job offers in distant cities.</w:t>
         <w:br/>
-        <w:t>McCall takes the reader through incidents such as that, which formed his young world-view. He lived in a place where men could not afford to show their feelings and where women were objects to be brutally toyed with.</w:t>
+        <w:t>"We Support Mining," read signs in the shop windows. "Mining Supports Us."</w:t>
         <w:br/>
-        <w:t>"The life" caught up with McCall when he was caught holding the gun after an ill-conceived robbery and he was sentenced to prison.</w:t>
+        <w:t>That loyalty to the land extends to their neighbors, their unions and the industry that drew their great-grandparents to this region 200 miles north of the Twin Cities.</w:t>
         <w:br/>
-        <w:t>Miraculously, it was in jail, where the code of the streets was law, that McCall began to find himself. He delved into Christianity, then Islam. He began to read books such as Native Son and Manchild in the Promised Land and The Autobiography of Malcolm X, and the work of contemporary philosophers. And he began to change his outlook on life.</w:t>
+        <w:t>Until last year, that loyalty usually extended to Minnesota's Democratic-Farmer-Labor Party.</w:t>
         <w:br/>
-        <w:t>"(The books) made me think about things I never thought about before," McCall said. "A lot of the philosophy I read helped me learn how to think as opposed to what to think."</w:t>
+        <w:t>"We were from a strong Democratic family our whole life," said Mayerich, who sat in the bleachers in the Hibbing Memorial Arena on a recent Friday, watching a hockey game with her mother and sister, Trump voters all.</w:t>
         <w:br/>
-        <w:t>After his parole, McCall won a scholarship and returned to Norfolk State University, a historically black institution near his home town. He received a degree in journalism, then landed reporting jobs at the Virginian-Pilot and Ledger-Star in Norfolk, the Atlanta Journal and Constitution and, in 1989, the Washington Post. It was not until the 1980s, in Atlanta, that McCall met a white man he could honestly call a friend.</w:t>
+        <w:t>"The Iron Range was the DFL and [the DFL] was for family, it was for values, and they strayed away from that," she said. "So we figured, 'We're going to go Trump.' "</w:t>
         <w:br/>
-        <w:t>I asked him tough questions about whites. He asked me tough questions about blacks. I respected his sincerity - so much that I even confided to him that I'd been to prison. I hadn't told anyone else about my prison past, not even other blacks. . . .</w:t>
+        <w:t>Her family wasn't the only one - Trump shredded the DFL's united front in cities and counties across the Range.</w:t>
         <w:br/>
-        <w:t>After a long period of silence, Danny came at me with another question. "You're pretty angry inside, aren't you, Nate? . . .</w:t>
+        <w:t>He won Hibbing by seven votes. It wasn't exactly a landslide, but it was a startling turn for a community of about 16,000 residents that hadn't sent a Republican to the White House since Herbert Hoover in 1928.</w:t>
         <w:br/>
-        <w:t>"Naw, Danny Boy, I'm not angry. I'm . . . furious.</w:t>
+        <w:t>Itasca County flipped to Trump, too, while Hillary Clinton carried neighboring St. Louis County. Clinton held on to mining towns like Virginia, Chisholm, Eveleth and Keewatin. But Trump peeled off Grand Rapids, Hoyt Lakes, Gilbert and Tower.</w:t>
         <w:br/>
-        <w:t>Danny frowned. "God, Nate, you think about race all the time. Give it a rest, man. It ain't healthy."</w:t>
+        <w:t>The same election also propelled Republican Sandy Layman of Cohasset, a former commissioner of the Iron Range Resources and Rehabilitation Board, into the Legislature, ousting longtime DFL Rep. Tom Anzelc.</w:t>
         <w:br/>
-        <w:t>I told Danny I didn't have a choice. . . . I can't get past race, because white folks won't let me get past it. . . . I stay so mad all the time because I am forced to spend so much time and energy reacting to race. I hate it. It wearies me. But there's no escape, man, no escape."</w:t>
+        <w:t>"Sometimes people feel hopeless. They feel as if government actions and policies are out of their control," Layman said. "This last election was an attempt to take back control."</w:t>
         <w:br/>
-        <w:t>McCall took a two-year leave from the Post to complete Makes Me Wanna Holler, a project he began in 1991 when an autobiographical commentary piece he wrote got overwhelming response from the paper's readers. Director John Singleton (Boyz N the Hood) has optioned the book for a possible film.</w:t>
+        <w:t>It had been a long time since voters here heard a presidential candidate talk about mining jobs with the kind of fervor Trump brought to the stump. Clinton, on the other hand, wobbled on issues such as free trade and the Trans-Pacific Partnership, and didn't mount the sort of grass-roots outreach Iron Rangers expect from their Democrats.</w:t>
         <w:br/>
-        <w:t>McCall writes honestly about his feelings. He's not afraid to tell the reader about times when he was scared, when he cried and when he felt remorse about things he did.</w:t>
+        <w:t>"She kind of took that area for granted, I think," said Justin Perpich, DFL chairman for the Eighth Congressional District, who grew up in the town of Virginia, worked in the mines through college, and watched many of his childhood friends jump on the Trump train.</w:t>
         <w:br/>
-        <w:t>"One of my goals in writing this book was to be brutally honest, and to do something that black men don't often do, which is to really, really talk about my feelings, my fears. We often don't want to do that. And because we don't do that, I think it feeds into stereotypes about us being hard, cold-blooded, devoid of feelings.</w:t>
+        <w:t>"You have to give these Iron Rangers attention if you want their vote," he said.</w:t>
         <w:br/>
-        <w:t>"That's just not true. Black men are probably more sensitive than most people. We're strong, but we're very fragile. . . . People don't understand that we do some of the crazy things we do because we are hurting so bad inside."</w:t>
+        <w:t>Rangers like that Trump is not a traditional politician. They like the idea of a businessman in charge, someone who's worked with builders and contractors and has gone through bankruptcies and setbacks, like the boom-and-bust Iron Range itself.</w:t>
         <w:br/>
-        <w:t>That pain, caused by generations of self-loathing, is one reason that black men are murdering one another so readily, McCall believes. It shows that the self-hatred among the younger generation may be more of a problem than the racism that helped spawn it.</w:t>
+        <w:t>"As much as people didn't like him, I think the American dream is obtainable through him," Mayerich said. "He's moving. Look at what he's done ... already."</w:t>
         <w:br/>
-        <w:t>Still, McCall has a lot of admiration for today's young black men.</w:t>
+        <w:t>Turning it around</w:t>
         <w:br/>
-        <w:t>"People talk about how bad this generation is, but I admire the spirit of the young folks," he said. "They are not afraid of the white man or anyone else. And I think this is the posture blacks in this country need to take. When we're afraid, and think we have something to lose, we don't get anything done. . . .</w:t>
+        <w:t>The population on the Range is older and whiter than most of the rest of the state. The region attracts fewer new immigrants, and the taconite mines and plants that sustain its communities are vulnerable to the whims of distant global markets. In December, Hibbing's unemployment rate was double that of Minneapolis.</w:t>
         <w:br/>
-        <w:t>"The other thing I like about them is that they haven't bought into the values of my parents' generation, the notion that you have to work twice as hard to get half as much. This generation is even less inclined than mine to even think about trying to join the establishment."</w:t>
+        <w:t>Almost everyone here has worked in the mines or is related to someone who does - or used to. The jobs pay well, but come with the knowledge that a layoff notice could come any time demand drops or foreign steel saturates the market.</w:t>
         <w:br/>
-        <w:t>For their own sanity if nothing else, African Americans need to rethink the assimilationist ethic and to do for themselves economically, McCall said.</w:t>
+        <w:t>Greg Furin, a single father of two, had been out of work since August 2015 when the election rolled around. At the lowest point in the downturn, half the mines and half the miners were out of work, setting off a cascade of economic misery across the Range, where high-paying mining jobs support not just individual families but shops, restaurants and the regional tax base.</w:t>
         <w:br/>
-        <w:t>"We should do what the immigrants who come to this country have done. They don't waste a hell of a lot of time trying to fit into the mainstream. Many of the Koreans who come here, for instance, have master's and advanced degrees. But they didn't bother trying to fit into corporate America."</w:t>
+        <w:t>"When people aren't working, it's time for a change," said Furin, who has spent the past two months working toward an associate degree at Hibbing Community College.</w:t>
         <w:br/>
-        <w:t>"Our orientation has always been a bit different, and that's understandable. We go to the best colleges and universities in the country, and acquire all this knowledge and all the skills, and we're using it to benefit somebody who is oppressing us. It doesn't get any crazier than that. It's insane."</w:t>
+        <w:t>One by one, the idled mines - except for Keewatin Taconite, where Furin worked - reopened and rumbled back to life. Then, in late December, Furin's call came. Keetac will be up and running in March and Furin will resume work as a shovel runner as he finishes up the final months of his coursework.</w:t>
         <w:br/>
-        <w:t>IF YOU GO</w:t>
+        <w:t>Trump hadn't taken office when the callback went out, but to Furin, his election felt like the start of good things.</w:t>
         <w:br/>
-        <w:t>* Nathan McCall will give a one-hour reading from Makes Me Wanna Holler at 2 p.m. Sunday at the Community Education Center, 3500 Lancaster Ave. The event, held in conjunction with the 10th Annual Celebration of Black Writing, is free but registration is required. Information: 215-735-9598.</w:t>
+        <w:t>"It seems like once he got in, things kind of turned around," he said.</w:t>
         <w:br/>
+        <w:t>Dale Weinand, 60, pulled shifts for years at the old Eveleth Taconite plant, not counting the five years he was laid off during the global steel crisis in the late 1970s and early '80s. He worked 15 jobs during that slump, sometimes ranging as far as Texas to find work. When the callback came in 1983, he still hadn't run through his full unemployment benefits.</w:t>
         <w:br/>
-        <w:t>Graphic</w:t>
+        <w:t>Today, he works for the city of Hibbing, plowing streets and sidewalks. He sees a business community that could use some fresh blood and ideas along with new shops and restaurants.</w:t>
         <w:br/>
+        <w:t>"Hibbing is an old people's town," Weinand said. "The people are older, even the stores are older. ... We're losing more and more people all the time."</w:t>
         <w:br/>
-        <w:t xml:space="preserve"> </w:t>
+        <w:t>Mayerich sees her town's troubles screaming from the headlines. In one day, she said, the Hibbing Daily Tribune had front-page stories about murder, meth and a shooting. She'd rather see articles about new industry, high-tech start-ups, retail ribbon-cuttings and newcomers moving to town.</w:t>
         <w:br/>
-        <w:t>PHOTO;</w:t>
+        <w:t>"I think [Trump will] be good for the Iron Range," Mayerich said. "He's a man who says he's going to get something done and he usually comes in ahead of time and under budget. ... He's a businessman, and maybe that's what we need."</w:t>
         <w:br/>
+        <w:t>Data editor MaryJo Webster contributed to this report.</w:t>
         <w:br/>
-        <w:t>PHOTO (2)</w:t>
+        <w:t>Jennifer Brooks · 612-673-4008</w:t>
         <w:br/>
-        <w:t>1. Nathan McCall, reporter, ex-convict and author, will read from his book</w:t>
+        <w:t>CHANGE ON THE RANGE</w:t>
         <w:br/>
-        <w:t>Sunday in Philadelphia. (For The Inquirer, MICHELLE FRANKFURTER)</w:t>
+        <w:t>The 2016 presidential election turned the once solidly Democratic Iron Range into a red and blue patchwork. Both Itasca County and the city of Hibbing voted to send a Republican to the White House for the first time since Herbert Hoover in 1928. Lifelong Democrats say they voted for Trump hoping a businessman could revitalize the Range's slumping manufacturing economy.</w:t>
         <w:br/>
-        <w:t>2. His aim as an author, Nathan McCall says, was to bare his feelings,</w:t>
+        <w:t>Presidential win in the Iron Range by precinct</w:t>
         <w:br/>
-        <w:t>countering stereotypes of black men as "cold-blooded." (For The Inquirer,</w:t>
+        <w:t>(See the page PDF or microfilm for the complete map/chart.)</w:t>
         <w:br/>
-        <w:t>MICHELLE FRANKFURTER)</w:t>
+        <w:t>THE ECONOMY BY THE NUMBERS</w:t>
+        <w:br/>
+        <w:t>Population change</w:t>
+        <w:br/>
+        <w:t>The region's population is stabilizing after a significant decrease during the 1980s.</w:t>
+        <w:br/>
+        <w:t>Note: chart is built on two scales, (millions and thousands)</w:t>
+        <w:br/>
+        <w:t>1950</w:t>
+        <w:br/>
+        <w:t>Minnesota: 3 million</w:t>
+        <w:br/>
+        <w:t>Northeast: 201.4 thousand</w:t>
+        <w:br/>
+        <w:t>2015</w:t>
+        <w:br/>
+        <w:t>Minnesota: 5.5 million</w:t>
+        <w:br/>
+        <w:t>Northeast: 239.7 thousand</w:t>
+        <w:br/>
+        <w:t>Unemployment rate</w:t>
+        <w:br/>
+        <w:t>The region's unemployment rate reached its peak in 2009 at 9.9 percent, then steadily declined to an annual rate of 5.9 percent in 2015</w:t>
+        <w:br/>
+        <w:t>2000</w:t>
+        <w:br/>
+        <w:t>Minnesota: 3.2%</w:t>
+        <w:br/>
+        <w:t>Northeast: 4.9%</w:t>
+        <w:br/>
+        <w:t>2009</w:t>
+        <w:br/>
+        <w:t>Minnesota: 7.8%</w:t>
+        <w:br/>
+        <w:t>Northeast: 9.9%</w:t>
+        <w:br/>
+        <w:t>2015</w:t>
+        <w:br/>
+        <w:t>Minnesota: 3.8%</w:t>
+        <w:br/>
+        <w:t>Northeast: 7.1%</w:t>
+        <w:br/>
+        <w:t>Labor force</w:t>
+        <w:br/>
+        <w:t>During the recession in 2009, the region's labor force reached its peak, but has steadily declined as the recovery from the recession has taken hold.</w:t>
+        <w:br/>
+        <w:t>Note: chart is built on two scales, (millions and thousands)</w:t>
+        <w:br/>
+        <w:t>2000</w:t>
+        <w:br/>
+        <w:t>Minnesota: 2.8 million</w:t>
+        <w:br/>
+        <w:t>Northeast: 119.1 thousand</w:t>
+        <w:br/>
+        <w:t>2009</w:t>
+        <w:br/>
+        <w:t>Northeast: 124.3 thousand</w:t>
+        <w:br/>
+        <w:t>2015</w:t>
+        <w:br/>
+        <w:t>Minnesota: 3 million</w:t>
+        <w:br/>
+        <w:t>Northeast: 118.5 thousand</w:t>
+        <w:br/>
+        <w:t>(See the page PDF or microfilm for the complete charts.)</w:t>
+        <w:br/>
+        <w:t>Sources: Minnesota Secretary of State, Minnesota State Demographic Center, Minnesota</w:t>
+        <w:br/>
+        <w:t>Department of Employment and Economic Development (DEED), U.S. Census Bureau</w:t>
+        <w:br/>
+        <w:t>Trump Country</w:t>
+        <w:br/>
+        <w:t>This is the second in an occasional series of stories following the Trump presidency through the voices of Minnesotans across the state who voted for him.</w:t>
+        <w:br/>
+        <w:t>To read more, including the first story from Mower County, go to startribune.com</w:t>
       </w:r>
     </w:p>
     <w:sectPr>

--- a/example_articles/immigration_status/Not Immigrant/4.immigration_status_Not Immigrant_Other_publisher.docx
+++ b/example_articles/immigration_status/Not Immigrant/4.immigration_status_Not Immigrant_Other_publisher.docx
@@ -7,7 +7,7 @@
         <w:pStyle w:val="Heading1"/>
       </w:pPr>
       <w:r>
-        <w:t>TRUMP COUNTRY: ON THE IRON RANGE</w:t>
+        <w:t>GROWTH BOOMS IN WEST / Back country wrestles with growth issues</w:t>
       </w:r>
     </w:p>
     <w:p>
@@ -17,17 +17,17 @@
     </w:p>
     <w:p>
       <w:r>
-        <w:t>Date: 2017-02-12</w:t>
+        <w:t>Date: 1995-06-02</w:t>
       </w:r>
     </w:p>
     <w:p>
       <w:r>
-        <w:t>Section: NEWS; Pg. 1A</w:t>
+        <w:t>Section: NEWS; Pg. 1A; Cover Story</w:t>
       </w:r>
     </w:p>
     <w:p>
       <w:r>
-        <w:t>Source file: Other publishers/Files (500) (19).DOCX</w:t>
+        <w:t>Source file: Other publishers/Files (500) (30).DOCX</w:t>
       </w:r>
     </w:p>
     <w:p>
@@ -49,175 +49,133 @@
     </w:p>
     <w:p>
       <w:r>
-        <w:t>Second in an occasional series</w:t>
+        <w:t>A dozen miles south of Denver, in the fastest growing planned housing development in the United States, class sizes have doubled in a single year.</w:t>
         <w:br/>
-        <w:t>HIBBING, MINN. - Coffee-scented steam drifted across frozen Carey Lake toward more than 200 ruddy-cheeked men, women and children hunched over holes in the ice, waiting for the Winter Frolic fishing tournament to start.</w:t>
+        <w:t>So many tourists flooded into tiny Moab, Utah, Easter weekend, locals had to wait until midnight to avoid hour-long waits in the local grocery store's checkout lines.</w:t>
         <w:br/>
-        <w:t>Inside an icehouse that doubled as a refreshment stand, Rotary Club volunteers fired up the hot dogs and chili. Outside, judges waited by a laketop fire pit to weigh fish.</w:t>
+        <w:t>And in Phoenix, where developers have been bulldozing the Sonora Desert at a rate of an acre an hour, starving desert termites have been so deprived of their natural foods they're attacking even chemically treated houses.</w:t>
         <w:br/>
-        <w:t>This Iron Range city has hosted a Frolic - a week of games, pageantry and Finnish-style sledding - since the 1920s. It's a rite as old as Hibbing's tradition of voting Democrat in every presidential election.</w:t>
+        <w:t>The eight states of the Rocky Mountain West -- Colorado, Wyoming, Utah, Idaho, Montana, Nevada, Arizona and New Mexico -- which in many areas have barely changed for 200 million years -- are in a state of rural and suburban boom. And as the trend continues, Westerners are confronting thorny new problems of crowding and traffic jams.</w:t>
         <w:br/>
-        <w:t>This year, only one of those things happened.</w:t>
+        <w:t>"What's happening is a Rocky Mountain resurgence. Clearly, our star is rising," says Joe Blake, an executive with the developer of 22,000-acre Highlands Ranch, where 10,515 homes have been built since 1981 and 25,500 more are planned by 2015.</w:t>
         <w:br/>
-        <w:t>Republican Donald Trump took office with a promise to "remember the forgotten men and women of America" and to restore the "rusted-out factories scattered like tombstones across the landscape of our nation." He swore he'd rebuild America's roads and bridges and do it with American steel. He pledged to bring American manufacturing roaring back.</w:t>
+        <w:t>"We're growing at an astounding rate," says Phoenix councilwoman Frances Emma Barwood. "We're getting developments at 30,000 (units) a shot. How do we deal with that? Do we want rooftops, L.A., 20 years from now? Or do we want to remain uniquely southwestern?"</w:t>
         <w:br/>
-        <w:t>It's a message that's resonating in this pro-union, working-class Democratic stronghold just beginning to shake off a global steel slump that shuttered half the region's mines over the past two years and put thousands of Rangers out of work. And it was a message that tipped the Iron Range - and Hibbing, its largest city - to Trump by the narrowest of margins.</w:t>
+        <w:t>The boom in the Rockies and desert states, which in many places began as early as 1990, has brought new industries, new economic blood and new social pressures pulsing through cities like Boise, Denver and Salt Lake City.</w:t>
         <w:br/>
-        <w:t>Three weeks into his presidency, Trump is battling in federal court to close the nation's borders to refugees from some countries. He's also kick-started two stalled oil pipeline projects, nixed the Trans-Pacific Partnership trade agreement and made plans to wall off Mexico.</w:t>
+        <w:t>It has brought even more people to live in resort towns like Aspen and Telluride, Colo. And still others are making the move to artsy towns like Santa Fe and Taos, N.M., and even tiny Bluff, Utah.</w:t>
         <w:br/>
-        <w:t>While thousands of Americans storm the streets, airports and courthouse squares in protest, Trump's supporters here like what they see and hope he'll honor his promise to make America's steel industry great again.</w:t>
+        <w:t>But an increasing number of those fleeing the congestion, crime and high costs of the nation's coasts and largest cities are striking out even farther. They're avoiding the big cities, the college towns and the popular resorts and heading for the back country.</w:t>
         <w:br/>
-        <w:t>"I think it'll be an adventure," said Hibbing resident Cathy Baudeck, who, with some help from a roll of duct tape, had just administered first aid to a Frolic fisherman who'd gashed his leg with an ice auger. "We should just hold on and see what he can do."</w:t>
+        <w:t>Corporate relocations drive much of the migration.</w:t>
         <w:br/>
-        <w:t>Changing loyalties</w:t>
+        <w:t>But Theresa Carey, 33, and her husband, Bart, 40, had no jobs lined up in July when they left their law licenses and Orange County, Calif., for Castle Valley, Utah.</w:t>
         <w:br/>
-        <w:t>The sweatshirt under Debra Mayerich's down vest pinpoints the Iron Range's place in the world: "Somewhere north of Cotton and south of Canada."</w:t>
+        <w:t>Amid spectacular, crumbling red sandstone bluffs and mountains, with four kids ages 3 to 14 sharing a single bedroom, they're getting by baby sitting, selling vegetables and cakes, working at a local bed-and-breakfast and substitute teaching.</w:t>
         <w:br/>
-        <w:t>Like other Rangers, the Hibbing resident is fiercely proud of her home in the North Woods. Generations of families have gutted it out here through recessions, steel busts, long stretches of bitter cold and the lure of job offers in distant cities.</w:t>
+        <w:t>"I wanted to enjoy my life, enjoy my kids," Theresa Carey says. "It's just as much work to make $ 1,500 a month here, as opposed to $ 10,000 a month in California, but there's no stress. It's great."</w:t>
         <w:br/>
-        <w:t>"We Support Mining," read signs in the shop windows. "Mining Supports Us."</w:t>
+        <w:t xml:space="preserve"> Rapid rural growth</w:t>
         <w:br/>
-        <w:t>That loyalty to the land extends to their neighbors, their unions and the industry that drew their great-grandparents to this region 200 miles north of the Twin Cities.</w:t>
+        <w:t>Across the country, rural areas -- including the vast open spaces in the Rockies -- are growing as rarely before. Demographers recently reported the population of rural counties swelled almost 880,000 between April 1990 and July 1992 -- a turnaround from the '80s, when most rural counties lost people.</w:t>
         <w:br/>
-        <w:t>Until last year, that loyalty usually extended to Minnesota's Democratic-Farmer-Labor Party.</w:t>
+        <w:t>And 43% of those arriving in small towns are outsiders - mostly urbanites fleeing the cities -- rather than local births.</w:t>
         <w:br/>
-        <w:t>"We were from a strong Democratic family our whole life," said Mayerich, who sat in the bleachers in the Hibbing Memorial Arena on a recent Friday, watching a hockey game with her mother and sister, Trump voters all.</w:t>
+        <w:t>"There's definitely something going on," says J.D. Delanger, publisher of Countryside Magazine, based in Withee, Wis. "A couple of years ago, our circulation had sunk to 4,000. Now, we're back up to 50,000."</w:t>
         <w:br/>
-        <w:t>"The Iron Range was the DFL and [the DFL] was for family, it was for values, and they strayed away from that," she said. "So we figured, 'We're going to go Trump.' "</w:t>
+        <w:t>Something else is happening, too -- a kind of national white flight away from states with large numbers of immigrants and minorities, such as California, Texas, Illinois, New York, New Jersey and Massachusetts.</w:t>
         <w:br/>
-        <w:t>Her family wasn't the only one - Trump shredded the DFL's united front in cities and counties across the Range.</w:t>
+        <w:t xml:space="preserve"> New migration</w:t>
         <w:br/>
-        <w:t>He won Hibbing by seven votes. It wasn't exactly a landslide, but it was a startling turn for a community of about 16,000 residents that hadn't sent a Republican to the White House since Herbert Hoover in 1928.</w:t>
+        <w:t>"We found a very new pattern of migration, a flight from diversity, economic competition, housing costs," says William Frey, a University of Michigan demographer. Both highly educated whites and working class whites, facing job and housing competition from immigrants, are involved.</w:t>
         <w:br/>
-        <w:t>Itasca County flipped to Trump, too, while Hillary Clinton carried neighboring St. Louis County. Clinton held on to mining towns like Virginia, Chisholm, Eveleth and Keewatin. But Trump peeled off Grand Rapids, Hoyt Lakes, Gilbert and Tower.</w:t>
+        <w:t>The latest national population figures measure growth from July 1, 1993, to July 1, 1994. The six fastest-growing states in the country were all in the Rocky Mountain region: Nevada (5.4% growth), Arizona (3.3%), Idaho (3.0%), Utah (2.6%), Colorado (2.6%) and New Mexico (2.3%).</w:t>
         <w:br/>
-        <w:t>The same election also propelled Republican Sandy Layman of Cohasset, a former commissioner of the Iron Range Resources and Rehabilitation Board, into the Legislature, ousting longtime DFL Rep. Tom Anzelc.</w:t>
+        <w:t>Montana ranked No. 9 (1.8%) and Wyoming No. 16 (1.3%).</w:t>
         <w:br/>
-        <w:t>"Sometimes people feel hopeless. They feel as if government actions and policies are out of their control," Layman said. "This last election was an attempt to take back control."</w:t>
+        <w:t>Nationally, the population increased only 1%.</w:t>
         <w:br/>
-        <w:t>It had been a long time since voters here heard a presidential candidate talk about mining jobs with the kind of fervor Trump brought to the stump. Clinton, on the other hand, wobbled on issues such as free trade and the Trans-Pacific Partnership, and didn't mount the sort of grass-roots outreach Iron Rangers expect from their Democrats.</w:t>
+        <w:t>The economies of most of these states are thriving. Both businesses and people are moving to the region and most are in the top 10 in both per capita income growth and low unemployment.</w:t>
         <w:br/>
-        <w:t>"She kind of took that area for granted, I think," said Justin Perpich, DFL chairman for the Eighth Congressional District, who grew up in the town of Virginia, worked in the mines through college, and watched many of his childhood friends jump on the Trump train.</w:t>
+        <w:t>But pell-mell development has posed serious problems.</w:t>
         <w:br/>
-        <w:t>"You have to give these Iron Rangers attention if you want their vote," he said.</w:t>
+        <w:t>Many places are imposing zoning and environmental impact fees for the first time. With too few new tax dollars from commercial and industrial sources, officials are struggling to provide enough water, sewerage, roads and schools.</w:t>
         <w:br/>
-        <w:t>Rangers like that Trump is not a traditional politician. They like the idea of a businessman in charge, someone who's worked with builders and contractors and has gone through bankruptcies and setbacks, like the boom-and-bust Iron Range itself.</w:t>
+        <w:t>"The difficulty relates to providing services," says Gov. Bob Miller of Nevada, which besides being the fastest-growing in population is creating jobs at a faster rate than any other state. "In our state, that's acute."</w:t>
         <w:br/>
-        <w:t>"As much as people didn't like him, I think the American dream is obtainable through him," Mayerich said. "He's moving. Look at what he's done ... already."</w:t>
+        <w:t>Already, while such things as traffic in Denver may seem laughable to a veteran of the Pacific Coast Highway, growth has become a dominant issue.</w:t>
         <w:br/>
-        <w:t>Turning it around</w:t>
+        <w:t>In Colorado, a poll in January found excessive growth was the top concern of a third of residents, more than any other issue. And 22% said they'd been negatively affected by the past few years' expansion.</w:t>
         <w:br/>
-        <w:t>The population on the Range is older and whiter than most of the rest of the state. The region attracts fewer new immigrants, and the taconite mines and plants that sustain its communities are vulnerable to the whims of distant global markets. In December, Hibbing's unemployment rate was double that of Minneapolis.</w:t>
+        <w:t>Similarly, a poll in February by Boise's newspaper, The Idaho Statesman, found 78% of Idahoans have serious concerns about growth.</w:t>
         <w:br/>
-        <w:t>Almost everyone here has worked in the mines or is related to someone who does - or used to. The jobs pay well, but come with the knowledge that a layoff notice could come any time demand drops or foreign steel saturates the market.</w:t>
+        <w:t>And almost a third said the state's 6-year-old population boom has hurt their quality of life.</w:t>
         <w:br/>
-        <w:t>Greg Furin, a single father of two, had been out of work since August 2015 when the election rolled around. At the lowest point in the downturn, half the mines and half the miners were out of work, setting off a cascade of economic misery across the Range, where high-paying mining jobs support not just individual families but shops, restaurants and the regional tax base.</w:t>
+        <w:t>"In 150 years of cattle and mining, this was still a beautiful, pristine place," says Utah native Jeff Whitney of Castle Valley. "In 15 years of heavy tourism, there are places I won't go any more."</w:t>
         <w:br/>
-        <w:t>"When people aren't working, it's time for a change," said Furin, who has spent the past two months working toward an associate degree at Hibbing Community College.</w:t>
+        <w:t xml:space="preserve"> Jobs or preservation</w:t>
         <w:br/>
-        <w:t>One by one, the idled mines - except for Keewatin Taconite, where Furin worked - reopened and rumbled back to life. Then, in late December, Furin's call came. Keetac will be up and running in March and Furin will resume work as a shovel runner as he finishes up the final months of his coursework.</w:t>
+        <w:t>On the other side, many long-time residents, especially in the dying towns once supported by mining, angrily criticize environmentalists -- many from out of state -- for fighting oil, gas and other job-rich projects.</w:t>
         <w:br/>
-        <w:t>Trump hadn't taken office when the callback went out, but to Furin, his election felt like the start of good things.</w:t>
+        <w:t>"Nobody is going to have a sustainable economy unless we protect the environment," retorts Scott Groene of the Southern Utah Wilderness Alliance.</w:t>
         <w:br/>
-        <w:t>"It seems like once he got in, things kind of turned around," he said.</w:t>
+        <w:t>"When environmentalists work to stop boom and bust gas and oil development, we're not hurting the economy. We're keeping alive the beauty of the place."</w:t>
         <w:br/>
-        <w:t>Dale Weinand, 60, pulled shifts for years at the old Eveleth Taconite plant, not counting the five years he was laid off during the global steel crisis in the late 1970s and early '80s. He worked 15 jobs during that slump, sometimes ranging as far as Texas to find work. When the callback came in 1983, he still hadn't run through his full unemployment benefits.</w:t>
+        <w:t>In places like Moab, locals have another complaint: The influx of outsiders has quadrupled housing and rental prices in about five years, while pay rates for service workers remain low.</w:t>
         <w:br/>
-        <w:t>Today, he works for the city of Hibbing, plowing streets and sidewalks. He sees a business community that could use some fresh blood and ideas along with new shops and restaurants.</w:t>
+        <w:t>"It's out of control," says Kelly Robinson, who moved from Houston with her husband, a software designer, in 1993. "Wages are $ 5 and $ 6 an hour, but rents are $ 500 and $ 600. People like my husband and I have no prayer of getting a house here now. You have to come with a big chunk of money."</w:t>
         <w:br/>
-        <w:t>"Hibbing is an old people's town," Weinand said. "The people are older, even the stores are older. ... We're losing more and more people all the time."</w:t>
+        <w:t xml:space="preserve"> Lure of the wild</w:t>
         <w:br/>
-        <w:t>Mayerich sees her town's troubles screaming from the headlines. In one day, she said, the Hibbing Daily Tribune had front-page stories about murder, meth and a shooting. She'd rather see articles about new industry, high-tech start-ups, retail ribbon-cuttings and newcomers moving to town.</w:t>
+        <w:t>So why are so many moving to the desert and Rocky Mountain states?</w:t>
         <w:br/>
-        <w:t>"I think [Trump will] be good for the Iron Range," Mayerich said. "He's a man who says he's going to get something done and he usually comes in ahead of time and under budget. ... He's a businessman, and maybe that's what we need."</w:t>
+        <w:t>"The economic center of gravity has moved east to west with the population," says Philip Burgess, president of the Denver-based Center for the New West. "And the global economic center of gravity has moved from the Atlantic to the Pacific, where there's more than double the trade now."</w:t>
         <w:br/>
-        <w:t>Data editor MaryJo Webster contributed to this report.</w:t>
+        <w:t>But this is not only Easterners heading West. Analysts also find:</w:t>
         <w:br/>
-        <w:t>Jennifer Brooks · 612-673-4008</w:t>
+        <w:t>-- A continuing exodus from crowded, disaster-prone California, to small towns in Arizona, Nevada, Utah and Idaho, along with Oregon and Washington.</w:t>
         <w:br/>
-        <w:t>CHANGE ON THE RANGE</w:t>
+        <w:t>-- A global boom in high-technology industries that has sparked expansions at firms already clustered in cities like Boise and Salt Lake City and Denver. And many other high-tech firms are leaving coastal metropolises for interior cities.</w:t>
         <w:br/>
-        <w:t>The 2016 presidential election turned the once solidly Democratic Iron Range into a red and blue patchwork. Both Itasca County and the city of Hibbing voted to send a Republican to the White House for the first time since Herbert Hoover in 1928. Lifelong Democrats say they voted for Trump hoping a businessman could revitalize the Range's slumping manufacturing economy.</w:t>
+        <w:t>-- Fiber-optic technology that has allowed "lone eagles" -- entrepreneurs and free-lance professionals who are able to work anywhere with a computer and a telephone line -- to live in such places as Jackson, Wyo., and Steamboat Springs, Colo.</w:t>
         <w:br/>
-        <w:t>Presidential win in the Iron Range by precinct</w:t>
+        <w:t>Some full-time employees are also "telecommuting," working for large firms from remote home offices.</w:t>
         <w:br/>
-        <w:t>(See the page PDF or microfilm for the complete map/chart.)</w:t>
+        <w:t>-- Urban refugees and so-called corporate refugees, who have been laid off as U.S. companies downsize. Many, like the Careys in Utah, are heading to rural parts of the Mountain States without jobs, seeking a higher quality of life, outdoor activities, natural beauty and a slower pace.</w:t>
         <w:br/>
-        <w:t>THE ECONOMY BY THE NUMBERS</w:t>
+        <w:t>-- Retirees, many of whom are moving to Nevada and Arizona.</w:t>
         <w:br/>
-        <w:t>Population change</w:t>
+        <w:t>-- Celebrities and other wealthy people who buy second homes, or "ranchettes," in small, beautiful towns - people former Wyoming senator Malcolm Wallop used to refer to as "capuccino cowboys."</w:t>
         <w:br/>
-        <w:t>The region's population is stabilizing after a significant decrease during the 1980s.</w:t>
+        <w:t>-- An upsurge in tourism, the largest private employer in seven Rocky Mountain states and the fastest-growing industry in the region.</w:t>
         <w:br/>
-        <w:t>Note: chart is built on two scales, (millions and thousands)</w:t>
+        <w:t>"It's big, and it's now rolling out from obvious locations to very small towns," David Peterson, a long-time planner and consultant in the mountain region, says of migration to the region. "Is this wrecking the land?</w:t>
         <w:br/>
-        <w:t>1950</w:t>
+        <w:t>"That depends on how people plan for it. There's good planning and bad planning. That is the human comedy, and the human tragedy. It all depends on how well these places organize themselves."</w:t>
         <w:br/>
-        <w:t>Minnesota: 3 million</w:t>
+        <w:t xml:space="preserve"> Region's population rockets</w:t>
         <w:br/>
-        <w:t>Northeast: 201.4 thousand</w:t>
+        <w:t xml:space="preserve"> Growth from 1990-1994 </w:t>
         <w:br/>
-        <w:t>2015</w:t>
+        <w:t>Northeast 1.2%</w:t>
         <w:br/>
-        <w:t>Minnesota: 5.5 million</w:t>
+        <w:t xml:space="preserve"> Western states with the most growth</w:t>
         <w:br/>
-        <w:t>Northeast: 239.7 thousand</w:t>
+        <w:t xml:space="preserve"> 1. Nevada 2. Arizona 3. Idaho 4. Utah 5. Colorado</w:t>
         <w:br/>
-        <w:t>Unemployment rate</w:t>
         <w:br/>
-        <w:t>The region's unemployment rate reached its peak in 2009 at 9.9 percent, then steadily declined to an annual rate of 5.9 percent in 2015</w:t>
+        <w:t>Notes</w:t>
         <w:br/>
-        <w:t>2000</w:t>
         <w:br/>
-        <w:t>Minnesota: 3.2%</w:t>
+        <w:t>See info box at end of text</w:t>
         <w:br/>
-        <w:t>Northeast: 4.9%</w:t>
         <w:br/>
-        <w:t>2009</w:t>
+        <w:t>Graphic</w:t>
         <w:br/>
-        <w:t>Minnesota: 7.8%</w:t>
         <w:br/>
-        <w:t>Northeast: 9.9%</w:t>
+        <w:t xml:space="preserve"> </w:t>
         <w:br/>
-        <w:t>2015</w:t>
-        <w:br/>
-        <w:t>Minnesota: 3.8%</w:t>
-        <w:br/>
-        <w:t>Northeast: 7.1%</w:t>
-        <w:br/>
-        <w:t>Labor force</w:t>
-        <w:br/>
-        <w:t>During the recession in 2009, the region's labor force reached its peak, but has steadily declined as the recovery from the recession has taken hold.</w:t>
-        <w:br/>
-        <w:t>Note: chart is built on two scales, (millions and thousands)</w:t>
-        <w:br/>
-        <w:t>2000</w:t>
-        <w:br/>
-        <w:t>Minnesota: 2.8 million</w:t>
-        <w:br/>
-        <w:t>Northeast: 119.1 thousand</w:t>
-        <w:br/>
-        <w:t>2009</w:t>
-        <w:br/>
-        <w:t>Northeast: 124.3 thousand</w:t>
-        <w:br/>
-        <w:t>2015</w:t>
-        <w:br/>
-        <w:t>Minnesota: 3 million</w:t>
-        <w:br/>
-        <w:t>Northeast: 118.5 thousand</w:t>
-        <w:br/>
-        <w:t>(See the page PDF or microfilm for the complete charts.)</w:t>
-        <w:br/>
-        <w:t>Sources: Minnesota Secretary of State, Minnesota State Demographic Center, Minnesota</w:t>
-        <w:br/>
-        <w:t>Department of Employment and Economic Development (DEED), U.S. Census Bureau</w:t>
-        <w:br/>
-        <w:t>Trump Country</w:t>
-        <w:br/>
-        <w:t>This is the second in an occasional series of stories following the Trump presidency through the voices of Minnesotans across the state who voted for him.</w:t>
-        <w:br/>
-        <w:t>To read more, including the first story from Mower County, go to startribune.com</w:t>
+        <w:t>GRAPHIC, color, Kevin Rechin, USA TODAY, Source: Census Bureau (Bar graph); PHOTO, color, Photos by Ernie Leyba; PHOTO, b/w, George Frey</w:t>
       </w:r>
     </w:p>
     <w:sectPr>
